--- a/vertrag/02_Auftragsformular_Leistungsschein.docx
+++ b/vertrag/02_Auftragsformular_Leistungsschein.docx
@@ -227,7 +227,7 @@
           <w:sz w:val="21"/>
           <w:szCs w:val="21"/>
         </w:rPr>
-        <w:t xml:space="preserve">NexAI – Next Generation Intelligence GbR, Untere Bergstraße 13, 74586 Frankenhardt-Honhardt, Deutschland, vertreten durch die Gesellschafter Maximilian Trenk und Jason Brian Merklein, E-Mail mbt@nex-a-i.com, Telefon 0176 20147646.</w:t>
+        <w:t xml:space="preserve">NexAI – Next Generation Artificial Intelligence GbR, Untere Bergstraße 13, 74586 Frankenhardt-Honhardt, Deutschland, vertreten durch die Gesellschafter Maximilian Trenk und Jason Brian Merklein, E-Mail mbt@nex-a-i.com, Telefon 0176 80714816.</w:t>
       </w:r>
     </w:p>
     <w:p>
@@ -4595,7 +4595,7 @@
         <w:sz w:val="15"/>
         <w:szCs w:val="15"/>
       </w:rPr>
-      <w:t xml:space="preserve">NexAI – Next Generation Intelligence GbR</w:t>
+      <w:t xml:space="preserve">NexAI – Next Generation Artificial Intelligence GbR</w:t>
     </w:r>
     <w:r>
       <w:rPr>

--- a/vertrag/02_Auftragsformular_Leistungsschein.docx
+++ b/vertrag/02_Auftragsformular_Leistungsschein.docx
@@ -763,7 +763,7 @@
           <w:sz w:val="21"/>
           <w:szCs w:val="21"/>
         </w:rPr>
-        <w:t xml:space="preserve">3.1 Betriebsleistungen (laufender Betrieb von Agenten)</w:t>
+        <w:t xml:space="preserve">3.1 Betriebsleistungen (laufender Betrieb von Agenten und Anwendungen)</w:t>
       </w:r>
     </w:p>
     <w:p>
@@ -870,20 +870,20 @@
           <w:sz w:val="21"/>
           <w:szCs w:val="21"/>
         </w:rPr>
-        <w:t xml:space="preserve">Social-Media-Agent</w:t>
-      </w:r>
-      <w:r>
-        <w:rPr>
-          <w:rFonts w:ascii="Arial" w:cs="Arial" w:eastAsia="Arial" w:hAnsi="Arial"/>
-          <w:b w:val="false"/>
-          <w:bCs w:val="false"/>
-          <w:i w:val="false"/>
-          <w:iCs w:val="false"/>
-          <w:color w:val="1A1A1A"/>
-          <w:sz w:val="21"/>
-          <w:szCs w:val="21"/>
-        </w:rPr>
-        <w:t xml:space="preserve"> (KI-gestützte Betreuung von Social-Media-Kanälen)</w:t>
+        <w:t xml:space="preserve">NexAI CRM</w:t>
+      </w:r>
+      <w:r>
+        <w:rPr>
+          <w:rFonts w:ascii="Arial" w:cs="Arial" w:eastAsia="Arial" w:hAnsi="Arial"/>
+          <w:b w:val="false"/>
+          <w:bCs w:val="false"/>
+          <w:i w:val="false"/>
+          <w:iCs w:val="false"/>
+          <w:color w:val="1A1A1A"/>
+          <w:sz w:val="21"/>
+          <w:szCs w:val="21"/>
+        </w:rPr>
+        <w:t xml:space="preserve"> (Kundensystem: Kontakte, Anfragen, Termine, Aufgaben, Berichte)</w:t>
       </w:r>
     </w:p>
     <w:p>
@@ -910,20 +910,20 @@
           <w:sz w:val="21"/>
           <w:szCs w:val="21"/>
         </w:rPr>
-        <w:t xml:space="preserve">Vertriebs-/Akquise-Agent</w:t>
-      </w:r>
-      <w:r>
-        <w:rPr>
-          <w:rFonts w:ascii="Arial" w:cs="Arial" w:eastAsia="Arial" w:hAnsi="Arial"/>
-          <w:b w:val="false"/>
-          <w:bCs w:val="false"/>
-          <w:i w:val="false"/>
-          <w:iCs w:val="false"/>
-          <w:color w:val="1A1A1A"/>
-          <w:sz w:val="21"/>
-          <w:szCs w:val="21"/>
-        </w:rPr>
-        <w:t xml:space="preserve"> (KI-gestützte B2B-Kontaktansprache)</w:t>
+        <w:t xml:space="preserve">NexAI Kalender</w:t>
+      </w:r>
+      <w:r>
+        <w:rPr>
+          <w:rFonts w:ascii="Arial" w:cs="Arial" w:eastAsia="Arial" w:hAnsi="Arial"/>
+          <w:b w:val="false"/>
+          <w:bCs w:val="false"/>
+          <w:i w:val="false"/>
+          <w:iCs w:val="false"/>
+          <w:color w:val="1A1A1A"/>
+          <w:sz w:val="21"/>
+          <w:szCs w:val="21"/>
+        </w:rPr>
+        <w:t xml:space="preserve"> (Online-Terminbuchung mit Bestätigung und Erinnerung)</w:t>
       </w:r>
     </w:p>
     <w:p>
@@ -1004,6 +1004,46 @@
           <w:szCs w:val="21"/>
         </w:rPr>
         <w:t xml:space="preserve"> (kundenspezifisch entwickelte Agenten)</w:t>
+      </w:r>
+    </w:p>
+    <w:p>
+      <w:pPr>
+        <w:spacing w:after="60"/>
+        <w:ind w:left="200"/>
+      </w:pPr>
+      <w:r>
+        <w:rPr>
+          <w:rFonts w:ascii="Arial" w:cs="Arial" w:eastAsia="Arial" w:hAnsi="Arial"/>
+          <w:sz w:val="24"/>
+          <w:szCs w:val="24"/>
+        </w:rPr>
+        <w:t xml:space="preserve">☐  </w:t>
+      </w:r>
+      <w:r>
+        <w:rPr>
+          <w:rFonts w:ascii="Arial" w:cs="Arial" w:eastAsia="Arial" w:hAnsi="Arial"/>
+          <w:b/>
+          <w:bCs/>
+          <w:i w:val="false"/>
+          <w:iCs w:val="false"/>
+          <w:color w:val="1A1A1A"/>
+          <w:sz w:val="21"/>
+          <w:szCs w:val="21"/>
+        </w:rPr>
+        <w:t xml:space="preserve">NexAI App</w:t>
+      </w:r>
+      <w:r>
+        <w:rPr>
+          <w:rFonts w:ascii="Arial" w:cs="Arial" w:eastAsia="Arial" w:hAnsi="Arial"/>
+          <w:b w:val="false"/>
+          <w:bCs w:val="false"/>
+          <w:i w:val="false"/>
+          <w:iCs w:val="false"/>
+          <w:color w:val="1A1A1A"/>
+          <w:sz w:val="21"/>
+          <w:szCs w:val="21"/>
+        </w:rPr>
+        <w:t xml:space="preserve"> (individuelle installierbare Anwendung für Kunden oder Beschäftigte)</w:t>
       </w:r>
     </w:p>
     <w:p>
@@ -1050,20 +1090,20 @@
           <w:sz w:val="21"/>
           <w:szCs w:val="21"/>
         </w:rPr>
-        <w:t xml:space="preserve">Website-Erstellung</w:t>
-      </w:r>
-      <w:r>
-        <w:rPr>
-          <w:rFonts w:ascii="Arial" w:cs="Arial" w:eastAsia="Arial" w:hAnsi="Arial"/>
-          <w:b w:val="false"/>
-          <w:bCs w:val="false"/>
-          <w:i w:val="false"/>
-          <w:iCs w:val="false"/>
-          <w:color w:val="1A1A1A"/>
-          <w:sz w:val="21"/>
-          <w:szCs w:val="21"/>
-        </w:rPr>
-        <w:t xml:space="preserve"> (Erstellung/Bereitstellung einer Website als Werkleistung; Abnahme nach Anlage D)</w:t>
+        <w:t xml:space="preserve">Einrichtung und Bereitstellung von Anwendungen</w:t>
+      </w:r>
+      <w:r>
+        <w:rPr>
+          <w:rFonts w:ascii="Arial" w:cs="Arial" w:eastAsia="Arial" w:hAnsi="Arial"/>
+          <w:b w:val="false"/>
+          <w:bCs w:val="false"/>
+          <w:i w:val="false"/>
+          <w:iCs w:val="false"/>
+          <w:color w:val="1A1A1A"/>
+          <w:sz w:val="21"/>
+          <w:szCs w:val="21"/>
+        </w:rPr>
+        <w:t xml:space="preserve"> (NexAI CRM, NexAI Kalender, NexAI App; Abnahme nach Anlage D)</w:t>
       </w:r>
     </w:p>
     <w:p>
@@ -1081,7 +1121,7 @@
           <w:sz w:val="18"/>
           <w:szCs w:val="18"/>
         </w:rPr>
-        <w:t xml:space="preserve">Projektleistungen unterliegen dem Werkvertragsrecht, Betriebsleistungen dem Dienstvertragsrecht. Für den Vertriebs-/Akquise-Agenten gelten die besonderen Compliance-Zusicherungen des Kunden nach dem Rahmenvertrag (zulässige B2B-Ansprache, Informationspflichten nach Art. 14 DSGVO, Opt-out-Dokumentation).</w:t>
+        <w:t xml:space="preserve">Projektleistungen unterliegen dem Werkvertragsrecht, Betriebsleistungen dem Dienstvertragsrecht. Setzt der Kunde einen Agenten für ausgehende Ansprache oder Direktwerbung ein, gelten die besonderen Compliance-Zusicherungen des Kunden nach dem Rahmenvertrag (zulässige Ansprache nach § 7 UWG, Informationspflichten nach Art. 14 DSGVO, Opt-out-Dokumentation).</w:t>
       </w:r>
     </w:p>
     <w:p>
@@ -1973,7 +2013,7 @@
           <w:sz w:val="21"/>
           <w:szCs w:val="21"/>
         </w:rPr>
-        <w:t xml:space="preserve"> jährliche Beitrag an. Projektleistungen (insbesondere die Website-Erstellung) werden, soweit beauftragt, gesondert und einmalig vergütet. Alle Beträge verstehen sich </w:t>
+        <w:t xml:space="preserve"> jährliche Beitrag an. Projektleistungen (insbesondere die Einrichtung von Anwendungen) werden, soweit beauftragt, gesondert und einmalig vergütet. Alle Beträge verstehen sich </w:t>
       </w:r>
       <w:r>
         <w:rPr>

--- a/vertrag/02_Auftragsformular_Leistungsschein.docx
+++ b/vertrag/02_Auftragsformular_Leistungsschein.docx
@@ -62,7 +62,7 @@
           <w:sz w:val="18"/>
           <w:szCs w:val="18"/>
         </w:rPr>
-        <w:t xml:space="preserve">Stand: Juli 2026</w:t>
+        <w:t xml:space="preserve">Stand: September 2026</w:t>
       </w:r>
     </w:p>
     <w:p>
